--- a/Xero Templates/NickyHawkinsQuote_final.docx
+++ b/Xero Templates/NickyHawkinsQuote_final.docx
@@ -1,6 +1,6 @@
 
 <file path=word/document.xml><?xml version="1.0" encoding="utf-8"?>
-<w:document xmlns:wpc="http://schemas.microsoft.com/office/word/2010/wordprocessingCanvas" xmlns:cx="http://schemas.microsoft.com/office/drawing/2014/chartex" xmlns:cx1="http://schemas.microsoft.com/office/drawing/2015/9/8/chartex" xmlns:cx2="http://schemas.microsoft.com/office/drawing/2015/10/21/chartex" xmlns:cx3="http://schemas.microsoft.com/office/drawing/2016/5/9/chartex" xmlns:cx4="http://schemas.microsoft.com/office/drawing/2016/5/10/chartex" xmlns:cx5="http://schemas.microsoft.com/office/drawing/2016/5/11/chartex" xmlns:cx6="http://schemas.microsoft.com/office/drawing/2016/5/12/chartex" xmlns:cx7="http://schemas.microsoft.com/office/drawing/2016/5/13/chartex" xmlns:cx8="http://schemas.microsoft.com/office/drawing/2016/5/14/chartex" xmlns:mc="http://schemas.openxmlformats.org/markup-compatibility/2006" xmlns:aink="http://schemas.microsoft.com/office/drawing/2016/ink" xmlns:am3d="http://schemas.microsoft.com/office/drawing/2017/model3d" xmlns:o="urn:schemas-microsoft-com:office:office" xmlns:oel="http://schemas.microsoft.com/office/2019/extlst" xmlns:r="http://schemas.openxmlformats.org/officeDocument/2006/relationships" xmlns:m="http://schemas.openxmlformats.org/officeDocument/2006/math" xmlns:v="urn:schemas-microsoft-com:vml" xmlns:wp14="http://schemas.microsoft.com/office/word/2010/wordprocessingDrawing" xmlns:wp="http://schemas.openxmlformats.org/drawingml/2006/wordprocessingDrawing" xmlns:w10="urn:schemas-microsoft-com:office:word" xmlns:w="http://schemas.openxmlformats.org/wordprocessingml/2006/main" xmlns:w14="http://schemas.microsoft.com/office/word/2010/wordml" xmlns:w15="http://schemas.microsoft.com/office/word/2012/wordml" xmlns:w16cex="http://schemas.microsoft.com/office/word/2018/wordml/cex" xmlns:w16cid="http://schemas.microsoft.com/office/word/2016/wordml/cid" xmlns:w16="http://schemas.microsoft.com/office/word/2018/wordml" xmlns:w16du="http://schemas.microsoft.com/office/word/2023/wordml/word16du" xmlns:w16sdtdh="http://schemas.microsoft.com/office/word/2020/wordml/sdtdatahash" xmlns:w16sdtfl="http://schemas.microsoft.com/office/word/2024/wordml/sdtformatlock" xmlns:w16se="http://schemas.microsoft.com/office/word/2015/wordml/symex" xmlns:wpg="http://schemas.microsoft.com/office/word/2010/wordprocessingGroup" xmlns:wpi="http://schemas.microsoft.com/office/word/2010/wordprocessingInk" xmlns:wne="http://schemas.microsoft.com/office/word/2006/wordml" xmlns:wps="http://schemas.microsoft.com/office/word/2010/wordprocessingShape" mc:Ignorable="w14 w15 w16se w16cid w16 w16cex w16sdtdh w16sdtfl w16du wp14">
+<w:document xmlns:wpc="http://schemas.microsoft.com/office/word/2010/wordprocessingCanvas" xmlns:cx="http://schemas.microsoft.com/office/drawing/2014/chartex" xmlns:cx1="http://schemas.microsoft.com/office/drawing/2015/9/8/chartex" xmlns:cx2="http://schemas.microsoft.com/office/drawing/2015/10/21/chartex" xmlns:cx3="http://schemas.microsoft.com/office/drawing/2016/5/9/chartex" xmlns:cx4="http://schemas.microsoft.com/office/drawing/2016/5/10/chartex" xmlns:cx5="http://schemas.microsoft.com/office/drawing/2016/5/11/chartex" xmlns:cx6="http://schemas.microsoft.com/office/drawing/2016/5/12/chartex" xmlns:cx7="http://schemas.microsoft.com/office/drawing/2016/5/13/chartex" xmlns:cx8="http://schemas.microsoft.com/office/drawing/2016/5/14/chartex" xmlns:mc="http://schemas.openxmlformats.org/markup-compatibility/2006" xmlns:m="http://schemas.openxmlformats.org/officeDocument/2006/math" xmlns:aink="http://schemas.microsoft.com/office/drawing/2016/ink" xmlns:am3d="http://schemas.microsoft.com/office/drawing/2017/model3d" xmlns:oel="http://schemas.microsoft.com/office/2019/extlst" xmlns:r="http://schemas.openxmlformats.org/officeDocument/2006/relationships" xmlns:wp14="http://schemas.microsoft.com/office/word/2010/wordprocessingDrawing" xmlns:wp="http://schemas.openxmlformats.org/drawingml/2006/wordprocessingDrawing" xmlns:wpg="http://schemas.microsoft.com/office/word/2010/wordprocessingGroup" xmlns:wpi="http://schemas.microsoft.com/office/word/2010/wordprocessingInk" xmlns:wps="http://schemas.microsoft.com/office/word/2010/wordprocessingShape" xmlns:o="urn:schemas-microsoft-com:office:office" xmlns:v="urn:schemas-microsoft-com:vml" xmlns:w10="urn:schemas-microsoft-com:office:word" xmlns:w="http://schemas.openxmlformats.org/wordprocessingml/2006/main" xmlns:w14="http://schemas.microsoft.com/office/word/2010/wordml" xmlns:w15="http://schemas.microsoft.com/office/word/2012/wordml" xmlns:w16cei="http://schemas.microsoft.com/office/word/2026/wordml/cei" xmlns:w16cex="http://schemas.microsoft.com/office/word/2018/wordml/cex" xmlns:w16cid="http://schemas.microsoft.com/office/word/2016/wordml/cid" xmlns:w16="http://schemas.microsoft.com/office/word/2018/wordml" xmlns:w16sdtdh="http://schemas.microsoft.com/office/word/2020/wordml/sdtdatahash" xmlns:w16sdtfl="http://schemas.microsoft.com/office/word/2024/wordml/sdtformatlock" xmlns:w16se="http://schemas.microsoft.com/office/word/2015/wordml/symex" xmlns:w16du="http://schemas.microsoft.com/office/word/2023/wordml/word16du" xmlns:wne="http://schemas.microsoft.com/office/word/2006/wordml" mc:Ignorable="w14 w15 w16se w16cid w16 w16cex w16sdtdh w16sdtfl w16du wp14">
   <w:body>
     <w:p>
       <w:pPr>
@@ -1165,7 +1165,6 @@
               <w:top w:val="single" w:sz="4" w:space="0" w:color="0C5788"/>
               <w:bottom w:val="single" w:sz="4" w:space="0" w:color="0C5788"/>
             </w:tcBorders>
-            <w:shd w:val="clear" w:color="auto" w:fill="auto"/>
             <w:vAlign w:val="center"/>
           </w:tcPr>
           <w:p>
@@ -1197,7 +1196,6 @@
               <w:top w:val="single" w:sz="4" w:space="0" w:color="0C5788"/>
               <w:bottom w:val="single" w:sz="4" w:space="0" w:color="0C5788"/>
             </w:tcBorders>
-            <w:shd w:val="clear" w:color="auto" w:fill="auto"/>
             <w:vAlign w:val="center"/>
           </w:tcPr>
           <w:p>
@@ -1230,7 +1228,6 @@
               <w:top w:val="single" w:sz="4" w:space="0" w:color="0C5788"/>
               <w:bottom w:val="single" w:sz="4" w:space="0" w:color="0C5788"/>
             </w:tcBorders>
-            <w:shd w:val="clear" w:color="auto" w:fill="auto"/>
             <w:vAlign w:val="center"/>
           </w:tcPr>
           <w:p>
@@ -1263,7 +1260,6 @@
               <w:top w:val="single" w:sz="4" w:space="0" w:color="0C5788"/>
               <w:bottom w:val="single" w:sz="4" w:space="0" w:color="0C5788"/>
             </w:tcBorders>
-            <w:shd w:val="clear" w:color="auto" w:fill="auto"/>
             <w:vAlign w:val="center"/>
           </w:tcPr>
           <w:p>
@@ -2066,7 +2062,6 @@
           <w:tcPr>
             <w:tcW w:w="9572" w:type="dxa"/>
             <w:gridSpan w:val="13"/>
-            <w:shd w:val="clear" w:color="auto" w:fill="auto"/>
           </w:tcPr>
           <w:p>
             <w:pPr>
@@ -2091,7 +2086,6 @@
         <w:tc>
           <w:tcPr>
             <w:tcW w:w="1020" w:type="dxa"/>
-            <w:shd w:val="clear" w:color="auto" w:fill="auto"/>
           </w:tcPr>
           <w:p>
             <w:pPr>
@@ -2117,7 +2111,6 @@
           <w:tcPr>
             <w:tcW w:w="1300" w:type="dxa"/>
             <w:gridSpan w:val="2"/>
-            <w:shd w:val="clear" w:color="auto" w:fill="auto"/>
           </w:tcPr>
           <w:p>
             <w:pPr>
@@ -2141,7 +2134,6 @@
           <w:tcPr>
             <w:tcW w:w="9292" w:type="dxa"/>
             <w:gridSpan w:val="12"/>
-            <w:shd w:val="clear" w:color="auto" w:fill="auto"/>
           </w:tcPr>
           <w:p>
             <w:pPr>
@@ -2172,7 +2164,6 @@
           <w:tcPr>
             <w:tcW w:w="1300" w:type="dxa"/>
             <w:gridSpan w:val="2"/>
-            <w:shd w:val="clear" w:color="auto" w:fill="auto"/>
           </w:tcPr>
           <w:p>
             <w:pPr>
@@ -2196,7 +2187,6 @@
           <w:tcPr>
             <w:tcW w:w="9292" w:type="dxa"/>
             <w:gridSpan w:val="12"/>
-            <w:shd w:val="clear" w:color="auto" w:fill="auto"/>
           </w:tcPr>
           <w:p>
             <w:pPr>
@@ -2389,7 +2379,6 @@
               <w:snapToGrid w:val="0"/>
               <w:jc w:val="both"/>
               <w:rPr>
-                <w:b/>
                 <w:color w:val="000000"/>
                 <w:sz w:val="16"/>
                 <w:szCs w:val="16"/>
@@ -2443,6 +2432,29 @@
                 <w:szCs w:val="16"/>
               </w:rPr>
               <w:fldChar w:fldCharType="end"/>
+            </w:r>
+          </w:p>
+          <w:p>
+            <w:pPr>
+              <w:pStyle w:val="TableContents"/>
+              <w:snapToGrid w:val="0"/>
+              <w:jc w:val="both"/>
+              <w:rPr>
+                <w:b/>
+                <w:color w:val="000000"/>
+                <w:sz w:val="16"/>
+                <w:szCs w:val="16"/>
+              </w:rPr>
+            </w:pPr>
+            <w:r>
+              <w:rPr>
+                <w:b/>
+                <w:color w:val="000000"/>
+                <w:sz w:val="16"/>
+                <w:szCs w:val="16"/>
+                <w:lang w:val="en-NZ"/>
+              </w:rPr>
+              <w:t>*Material costs are estimated and may vary based on final colour and product selection. Any adjustments will be reflected in your final invoice. Significant changes in cost will always be discussed and agreed with you in advance.</w:t>
             </w:r>
           </w:p>
         </w:tc>
@@ -2455,7 +2467,6 @@
           <w:tcPr>
             <w:tcW w:w="1300" w:type="dxa"/>
             <w:gridSpan w:val="2"/>
-            <w:shd w:val="clear" w:color="auto" w:fill="auto"/>
           </w:tcPr>
           <w:p>
             <w:pPr>
@@ -2479,7 +2490,6 @@
           <w:tcPr>
             <w:tcW w:w="9292" w:type="dxa"/>
             <w:gridSpan w:val="12"/>
-            <w:shd w:val="clear" w:color="auto" w:fill="auto"/>
           </w:tcPr>
           <w:p>
             <w:pPr>
@@ -2532,7 +2542,6 @@
           <w:tcPr>
             <w:tcW w:w="1300" w:type="dxa"/>
             <w:gridSpan w:val="2"/>
-            <w:shd w:val="clear" w:color="auto" w:fill="auto"/>
           </w:tcPr>
           <w:p>
             <w:pPr>
@@ -2557,7 +2566,6 @@
           <w:tcPr>
             <w:tcW w:w="9292" w:type="dxa"/>
             <w:gridSpan w:val="12"/>
-            <w:shd w:val="clear" w:color="auto" w:fill="auto"/>
           </w:tcPr>
           <w:p>
             <w:pPr>
@@ -2584,7 +2592,6 @@
           <w:tcPr>
             <w:tcW w:w="1300" w:type="dxa"/>
             <w:gridSpan w:val="2"/>
-            <w:shd w:val="clear" w:color="auto" w:fill="auto"/>
           </w:tcPr>
           <w:p>
             <w:pPr>
@@ -2609,7 +2616,6 @@
           <w:tcPr>
             <w:tcW w:w="3005" w:type="dxa"/>
             <w:gridSpan w:val="3"/>
-            <w:shd w:val="clear" w:color="auto" w:fill="auto"/>
           </w:tcPr>
           <w:p>
             <w:pPr>
@@ -2623,7 +2629,6 @@
           <w:tcPr>
             <w:tcW w:w="1425" w:type="dxa"/>
             <w:gridSpan w:val="2"/>
-            <w:shd w:val="clear" w:color="auto" w:fill="auto"/>
           </w:tcPr>
           <w:p>
             <w:pPr>
@@ -2646,7 +2651,6 @@
         <w:tc>
           <w:tcPr>
             <w:tcW w:w="130" w:type="dxa"/>
-            <w:shd w:val="clear" w:color="auto" w:fill="auto"/>
           </w:tcPr>
           <w:p>
             <w:pPr>
@@ -2662,7 +2666,6 @@
         <w:tc>
           <w:tcPr>
             <w:tcW w:w="2347" w:type="dxa"/>
-            <w:shd w:val="clear" w:color="auto" w:fill="auto"/>
           </w:tcPr>
           <w:p>
             <w:pPr>
@@ -2679,7 +2682,6 @@
           <w:tcPr>
             <w:tcW w:w="1035" w:type="dxa"/>
             <w:gridSpan w:val="2"/>
-            <w:shd w:val="clear" w:color="auto" w:fill="auto"/>
           </w:tcPr>
           <w:p>
             <w:pPr>
@@ -2703,7 +2705,6 @@
           <w:tcPr>
             <w:tcW w:w="1350" w:type="dxa"/>
             <w:gridSpan w:val="3"/>
-            <w:shd w:val="clear" w:color="auto" w:fill="auto"/>
           </w:tcPr>
           <w:p>
             <w:pPr>
@@ -2738,7 +2739,6 @@
           <w:tcPr>
             <w:tcW w:w="4305" w:type="dxa"/>
             <w:gridSpan w:val="5"/>
-            <w:shd w:val="clear" w:color="auto" w:fill="auto"/>
           </w:tcPr>
           <w:p>
             <w:pPr>
@@ -2763,7 +2763,6 @@
           <w:tcPr>
             <w:tcW w:w="1425" w:type="dxa"/>
             <w:gridSpan w:val="2"/>
-            <w:shd w:val="clear" w:color="auto" w:fill="auto"/>
           </w:tcPr>
           <w:p>
             <w:pPr>
@@ -2787,7 +2786,6 @@
           <w:tcPr>
             <w:tcW w:w="2477" w:type="dxa"/>
             <w:gridSpan w:val="2"/>
-            <w:shd w:val="clear" w:color="auto" w:fill="auto"/>
           </w:tcPr>
           <w:p>
             <w:pPr>
@@ -2804,7 +2802,6 @@
           <w:tcPr>
             <w:tcW w:w="1035" w:type="dxa"/>
             <w:gridSpan w:val="2"/>
-            <w:shd w:val="clear" w:color="auto" w:fill="auto"/>
           </w:tcPr>
           <w:p>
             <w:pPr>
@@ -2828,7 +2825,6 @@
           <w:tcPr>
             <w:tcW w:w="1350" w:type="dxa"/>
             <w:gridSpan w:val="3"/>
-            <w:shd w:val="clear" w:color="auto" w:fill="auto"/>
           </w:tcPr>
           <w:p>
             <w:pPr>
@@ -2851,7 +2847,6 @@
           <w:tcPr>
             <w:tcW w:w="10592" w:type="dxa"/>
             <w:gridSpan w:val="14"/>
-            <w:shd w:val="clear" w:color="auto" w:fill="auto"/>
           </w:tcPr>
           <w:p>
             <w:pPr>
@@ -3151,7 +3146,6 @@
           <w:tcPr>
             <w:tcW w:w="10592" w:type="dxa"/>
             <w:gridSpan w:val="14"/>
-            <w:shd w:val="clear" w:color="auto" w:fill="auto"/>
           </w:tcPr>
           <w:p>
             <w:pPr>
@@ -3182,7 +3176,6 @@
           <w:tcPr>
             <w:tcW w:w="10592" w:type="dxa"/>
             <w:gridSpan w:val="14"/>
-            <w:shd w:val="clear" w:color="auto" w:fill="auto"/>
           </w:tcPr>
           <w:p>
             <w:pPr>
@@ -3529,7 +3522,6 @@
           <w:tcPr>
             <w:tcW w:w="10592" w:type="dxa"/>
             <w:gridSpan w:val="14"/>
-            <w:shd w:val="clear" w:color="auto" w:fill="auto"/>
           </w:tcPr>
           <w:p>
             <w:pPr>
@@ -3558,7 +3550,6 @@
         <w:tc>
           <w:tcPr>
             <w:tcW w:w="795" w:type="dxa"/>
-            <w:shd w:val="clear" w:color="auto" w:fill="auto"/>
           </w:tcPr>
           <w:p>
             <w:pPr>
@@ -3583,7 +3574,6 @@
           <w:tcPr>
             <w:tcW w:w="9797" w:type="dxa"/>
             <w:gridSpan w:val="13"/>
-            <w:shd w:val="clear" w:color="auto" w:fill="auto"/>
           </w:tcPr>
           <w:p>
             <w:pPr>
@@ -3609,7 +3599,6 @@
         <w:tc>
           <w:tcPr>
             <w:tcW w:w="795" w:type="dxa"/>
-            <w:shd w:val="clear" w:color="auto" w:fill="auto"/>
           </w:tcPr>
           <w:p>
             <w:pPr>
@@ -3634,7 +3623,6 @@
           <w:tcPr>
             <w:tcW w:w="9797" w:type="dxa"/>
             <w:gridSpan w:val="13"/>
-            <w:shd w:val="clear" w:color="auto" w:fill="auto"/>
           </w:tcPr>
           <w:p>
             <w:pPr>
@@ -3661,7 +3649,6 @@
           <w:tcPr>
             <w:tcW w:w="4305" w:type="dxa"/>
             <w:gridSpan w:val="5"/>
-            <w:shd w:val="clear" w:color="auto" w:fill="auto"/>
           </w:tcPr>
           <w:p>
             <w:pPr>
@@ -3684,7 +3671,6 @@
           <w:tcPr>
             <w:tcW w:w="1425" w:type="dxa"/>
             <w:gridSpan w:val="2"/>
-            <w:shd w:val="clear" w:color="auto" w:fill="auto"/>
           </w:tcPr>
           <w:p>
             <w:pPr>
@@ -3734,7 +3720,6 @@
           <w:tcPr>
             <w:tcW w:w="2657" w:type="dxa"/>
             <w:gridSpan w:val="3"/>
-            <w:shd w:val="clear" w:color="auto" w:fill="auto"/>
           </w:tcPr>
           <w:p>
             <w:pPr>
@@ -3750,7 +3735,6 @@
           <w:tcPr>
             <w:tcW w:w="1020" w:type="dxa"/>
             <w:gridSpan w:val="2"/>
-            <w:shd w:val="clear" w:color="auto" w:fill="auto"/>
           </w:tcPr>
           <w:p>
             <w:pPr>
@@ -3791,7 +3775,6 @@
           <w:tcPr>
             <w:tcW w:w="1185" w:type="dxa"/>
             <w:gridSpan w:val="2"/>
-            <w:shd w:val="clear" w:color="auto" w:fill="auto"/>
           </w:tcPr>
           <w:p>
             <w:pPr>
@@ -3836,7 +3819,6 @@
           <w:tcPr>
             <w:tcW w:w="1980" w:type="dxa"/>
             <w:gridSpan w:val="3"/>
-            <w:shd w:val="clear" w:color="auto" w:fill="auto"/>
           </w:tcPr>
           <w:p>
             <w:pPr>
@@ -3856,7 +3838,6 @@
         <w:tc>
           <w:tcPr>
             <w:tcW w:w="1650" w:type="dxa"/>
-            <w:shd w:val="clear" w:color="auto" w:fill="auto"/>
           </w:tcPr>
           <w:p>
             <w:pPr>
@@ -3875,7 +3856,6 @@
           <w:tcPr>
             <w:tcW w:w="6962" w:type="dxa"/>
             <w:gridSpan w:val="10"/>
-            <w:shd w:val="clear" w:color="auto" w:fill="auto"/>
           </w:tcPr>
           <w:p>
             <w:pPr>
@@ -3896,7 +3876,6 @@
           <w:tcPr>
             <w:tcW w:w="1980" w:type="dxa"/>
             <w:gridSpan w:val="3"/>
-            <w:shd w:val="clear" w:color="auto" w:fill="auto"/>
           </w:tcPr>
           <w:p>
             <w:pPr>
@@ -3911,7 +3890,6 @@
         <w:tc>
           <w:tcPr>
             <w:tcW w:w="1650" w:type="dxa"/>
-            <w:shd w:val="clear" w:color="auto" w:fill="auto"/>
           </w:tcPr>
           <w:p>
             <w:pPr>
@@ -3930,7 +3908,6 @@
           <w:tcPr>
             <w:tcW w:w="6962" w:type="dxa"/>
             <w:gridSpan w:val="10"/>
-            <w:shd w:val="clear" w:color="auto" w:fill="auto"/>
           </w:tcPr>
           <w:p>
             <w:pPr>
@@ -3951,7 +3928,6 @@
           <w:tcPr>
             <w:tcW w:w="1980" w:type="dxa"/>
             <w:gridSpan w:val="3"/>
-            <w:shd w:val="clear" w:color="auto" w:fill="auto"/>
           </w:tcPr>
           <w:p>
             <w:pPr>
@@ -3966,7 +3942,6 @@
         <w:tc>
           <w:tcPr>
             <w:tcW w:w="1650" w:type="dxa"/>
-            <w:shd w:val="clear" w:color="auto" w:fill="auto"/>
           </w:tcPr>
           <w:p>
             <w:pPr>
@@ -3985,7 +3960,6 @@
           <w:tcPr>
             <w:tcW w:w="6962" w:type="dxa"/>
             <w:gridSpan w:val="10"/>
-            <w:shd w:val="clear" w:color="auto" w:fill="auto"/>
           </w:tcPr>
           <w:p>
             <w:pPr>
@@ -4006,7 +3980,6 @@
           <w:tcPr>
             <w:tcW w:w="1980" w:type="dxa"/>
             <w:gridSpan w:val="3"/>
-            <w:shd w:val="clear" w:color="auto" w:fill="auto"/>
           </w:tcPr>
           <w:p>
             <w:pPr>
@@ -4026,7 +3999,6 @@
         <w:tc>
           <w:tcPr>
             <w:tcW w:w="1650" w:type="dxa"/>
-            <w:shd w:val="clear" w:color="auto" w:fill="auto"/>
           </w:tcPr>
           <w:p>
             <w:pPr>
@@ -4058,7 +4030,6 @@
           <w:tcPr>
             <w:tcW w:w="1245" w:type="dxa"/>
             <w:gridSpan w:val="2"/>
-            <w:shd w:val="clear" w:color="auto" w:fill="auto"/>
           </w:tcPr>
           <w:p>
             <w:pPr>
@@ -4083,7 +4054,6 @@
           <w:tcPr>
             <w:tcW w:w="5717" w:type="dxa"/>
             <w:gridSpan w:val="8"/>
-            <w:shd w:val="clear" w:color="auto" w:fill="auto"/>
           </w:tcPr>
           <w:p>
             <w:pPr>
@@ -4124,7 +4094,7 @@
 </file>
 
 <file path=word/endnotes.xml><?xml version="1.0" encoding="utf-8"?>
-<w:endnotes xmlns:wpc="http://schemas.microsoft.com/office/word/2010/wordprocessingCanvas" xmlns:cx="http://schemas.microsoft.com/office/drawing/2014/chartex" xmlns:cx1="http://schemas.microsoft.com/office/drawing/2015/9/8/chartex" xmlns:cx2="http://schemas.microsoft.com/office/drawing/2015/10/21/chartex" xmlns:cx3="http://schemas.microsoft.com/office/drawing/2016/5/9/chartex" xmlns:cx4="http://schemas.microsoft.com/office/drawing/2016/5/10/chartex" xmlns:cx5="http://schemas.microsoft.com/office/drawing/2016/5/11/chartex" xmlns:cx6="http://schemas.microsoft.com/office/drawing/2016/5/12/chartex" xmlns:cx7="http://schemas.microsoft.com/office/drawing/2016/5/13/chartex" xmlns:cx8="http://schemas.microsoft.com/office/drawing/2016/5/14/chartex" xmlns:mc="http://schemas.openxmlformats.org/markup-compatibility/2006" xmlns:aink="http://schemas.microsoft.com/office/drawing/2016/ink" xmlns:am3d="http://schemas.microsoft.com/office/drawing/2017/model3d" xmlns:o="urn:schemas-microsoft-com:office:office" xmlns:oel="http://schemas.microsoft.com/office/2019/extlst" xmlns:r="http://schemas.openxmlformats.org/officeDocument/2006/relationships" xmlns:m="http://schemas.openxmlformats.org/officeDocument/2006/math" xmlns:v="urn:schemas-microsoft-com:vml" xmlns:wp14="http://schemas.microsoft.com/office/word/2010/wordprocessingDrawing" xmlns:wp="http://schemas.openxmlformats.org/drawingml/2006/wordprocessingDrawing" xmlns:w10="urn:schemas-microsoft-com:office:word" xmlns:w="http://schemas.openxmlformats.org/wordprocessingml/2006/main" xmlns:w14="http://schemas.microsoft.com/office/word/2010/wordml" xmlns:w15="http://schemas.microsoft.com/office/word/2012/wordml" xmlns:w16cex="http://schemas.microsoft.com/office/word/2018/wordml/cex" xmlns:w16cid="http://schemas.microsoft.com/office/word/2016/wordml/cid" xmlns:w16="http://schemas.microsoft.com/office/word/2018/wordml" xmlns:w16du="http://schemas.microsoft.com/office/word/2023/wordml/word16du" xmlns:w16sdtdh="http://schemas.microsoft.com/office/word/2020/wordml/sdtdatahash" xmlns:w16sdtfl="http://schemas.microsoft.com/office/word/2024/wordml/sdtformatlock" xmlns:w16se="http://schemas.microsoft.com/office/word/2015/wordml/symex" xmlns:wpg="http://schemas.microsoft.com/office/word/2010/wordprocessingGroup" xmlns:wpi="http://schemas.microsoft.com/office/word/2010/wordprocessingInk" xmlns:wne="http://schemas.microsoft.com/office/word/2006/wordml" xmlns:wps="http://schemas.microsoft.com/office/word/2010/wordprocessingShape" mc:Ignorable="w14 w15 w16se w16cid w16 w16cex w16sdtdh w16sdtfl w16du wp14">
+<w:endnotes xmlns:wpc="http://schemas.microsoft.com/office/word/2010/wordprocessingCanvas" xmlns:cx="http://schemas.microsoft.com/office/drawing/2014/chartex" xmlns:cx1="http://schemas.microsoft.com/office/drawing/2015/9/8/chartex" xmlns:cx2="http://schemas.microsoft.com/office/drawing/2015/10/21/chartex" xmlns:cx3="http://schemas.microsoft.com/office/drawing/2016/5/9/chartex" xmlns:cx4="http://schemas.microsoft.com/office/drawing/2016/5/10/chartex" xmlns:cx5="http://schemas.microsoft.com/office/drawing/2016/5/11/chartex" xmlns:cx6="http://schemas.microsoft.com/office/drawing/2016/5/12/chartex" xmlns:cx7="http://schemas.microsoft.com/office/drawing/2016/5/13/chartex" xmlns:cx8="http://schemas.microsoft.com/office/drawing/2016/5/14/chartex" xmlns:mc="http://schemas.openxmlformats.org/markup-compatibility/2006" xmlns:m="http://schemas.openxmlformats.org/officeDocument/2006/math" xmlns:aink="http://schemas.microsoft.com/office/drawing/2016/ink" xmlns:am3d="http://schemas.microsoft.com/office/drawing/2017/model3d" xmlns:oel="http://schemas.microsoft.com/office/2019/extlst" xmlns:r="http://schemas.openxmlformats.org/officeDocument/2006/relationships" xmlns:wp14="http://schemas.microsoft.com/office/word/2010/wordprocessingDrawing" xmlns:wp="http://schemas.openxmlformats.org/drawingml/2006/wordprocessingDrawing" xmlns:wpg="http://schemas.microsoft.com/office/word/2010/wordprocessingGroup" xmlns:wpi="http://schemas.microsoft.com/office/word/2010/wordprocessingInk" xmlns:wps="http://schemas.microsoft.com/office/word/2010/wordprocessingShape" xmlns:o="urn:schemas-microsoft-com:office:office" xmlns:v="urn:schemas-microsoft-com:vml" xmlns:w10="urn:schemas-microsoft-com:office:word" xmlns:w="http://schemas.openxmlformats.org/wordprocessingml/2006/main" xmlns:w14="http://schemas.microsoft.com/office/word/2010/wordml" xmlns:w15="http://schemas.microsoft.com/office/word/2012/wordml" xmlns:w16cei="http://schemas.microsoft.com/office/word/2026/wordml/cei" xmlns:w16cex="http://schemas.microsoft.com/office/word/2018/wordml/cex" xmlns:w16cid="http://schemas.microsoft.com/office/word/2016/wordml/cid" xmlns:w16="http://schemas.microsoft.com/office/word/2018/wordml" xmlns:w16sdtdh="http://schemas.microsoft.com/office/word/2020/wordml/sdtdatahash" xmlns:w16sdtfl="http://schemas.microsoft.com/office/word/2024/wordml/sdtformatlock" xmlns:w16se="http://schemas.microsoft.com/office/word/2015/wordml/symex" xmlns:w16du="http://schemas.microsoft.com/office/word/2023/wordml/word16du" xmlns:wne="http://schemas.microsoft.com/office/word/2006/wordml" mc:Ignorable="w14 w15 w16se w16cid w16 w16cex w16sdtdh w16sdtfl w16du wp14">
   <w:endnote w:type="separator" w:id="-1">
     <w:p>
       <w:pPr>
@@ -4149,7 +4119,7 @@
 </file>
 
 <file path=word/footer1.xml><?xml version="1.0" encoding="utf-8"?>
-<w:ftr xmlns:wpc="http://schemas.microsoft.com/office/word/2010/wordprocessingCanvas" xmlns:cx="http://schemas.microsoft.com/office/drawing/2014/chartex" xmlns:cx1="http://schemas.microsoft.com/office/drawing/2015/9/8/chartex" xmlns:cx2="http://schemas.microsoft.com/office/drawing/2015/10/21/chartex" xmlns:cx3="http://schemas.microsoft.com/office/drawing/2016/5/9/chartex" xmlns:cx4="http://schemas.microsoft.com/office/drawing/2016/5/10/chartex" xmlns:cx5="http://schemas.microsoft.com/office/drawing/2016/5/11/chartex" xmlns:cx6="http://schemas.microsoft.com/office/drawing/2016/5/12/chartex" xmlns:cx7="http://schemas.microsoft.com/office/drawing/2016/5/13/chartex" xmlns:cx8="http://schemas.microsoft.com/office/drawing/2016/5/14/chartex" xmlns:mc="http://schemas.openxmlformats.org/markup-compatibility/2006" xmlns:aink="http://schemas.microsoft.com/office/drawing/2016/ink" xmlns:am3d="http://schemas.microsoft.com/office/drawing/2017/model3d" xmlns:o="urn:schemas-microsoft-com:office:office" xmlns:oel="http://schemas.microsoft.com/office/2019/extlst" xmlns:r="http://schemas.openxmlformats.org/officeDocument/2006/relationships" xmlns:m="http://schemas.openxmlformats.org/officeDocument/2006/math" xmlns:v="urn:schemas-microsoft-com:vml" xmlns:wp14="http://schemas.microsoft.com/office/word/2010/wordprocessingDrawing" xmlns:wp="http://schemas.openxmlformats.org/drawingml/2006/wordprocessingDrawing" xmlns:w10="urn:schemas-microsoft-com:office:word" xmlns:w="http://schemas.openxmlformats.org/wordprocessingml/2006/main" xmlns:w14="http://schemas.microsoft.com/office/word/2010/wordml" xmlns:w15="http://schemas.microsoft.com/office/word/2012/wordml" xmlns:w16cex="http://schemas.microsoft.com/office/word/2018/wordml/cex" xmlns:w16cid="http://schemas.microsoft.com/office/word/2016/wordml/cid" xmlns:w16="http://schemas.microsoft.com/office/word/2018/wordml" xmlns:w16du="http://schemas.microsoft.com/office/word/2023/wordml/word16du" xmlns:w16sdtdh="http://schemas.microsoft.com/office/word/2020/wordml/sdtdatahash" xmlns:w16sdtfl="http://schemas.microsoft.com/office/word/2024/wordml/sdtformatlock" xmlns:w16se="http://schemas.microsoft.com/office/word/2015/wordml/symex" xmlns:wpg="http://schemas.microsoft.com/office/word/2010/wordprocessingGroup" xmlns:wpi="http://schemas.microsoft.com/office/word/2010/wordprocessingInk" xmlns:wne="http://schemas.microsoft.com/office/word/2006/wordml" xmlns:wps="http://schemas.microsoft.com/office/word/2010/wordprocessingShape" mc:Ignorable="w14 w15 w16se w16cid w16 w16cex w16sdtdh w16sdtfl w16du wp14">
+<w:ftr xmlns:wpc="http://schemas.microsoft.com/office/word/2010/wordprocessingCanvas" xmlns:cx="http://schemas.microsoft.com/office/drawing/2014/chartex" xmlns:cx1="http://schemas.microsoft.com/office/drawing/2015/9/8/chartex" xmlns:cx2="http://schemas.microsoft.com/office/drawing/2015/10/21/chartex" xmlns:cx3="http://schemas.microsoft.com/office/drawing/2016/5/9/chartex" xmlns:cx4="http://schemas.microsoft.com/office/drawing/2016/5/10/chartex" xmlns:cx5="http://schemas.microsoft.com/office/drawing/2016/5/11/chartex" xmlns:cx6="http://schemas.microsoft.com/office/drawing/2016/5/12/chartex" xmlns:cx7="http://schemas.microsoft.com/office/drawing/2016/5/13/chartex" xmlns:cx8="http://schemas.microsoft.com/office/drawing/2016/5/14/chartex" xmlns:mc="http://schemas.openxmlformats.org/markup-compatibility/2006" xmlns:m="http://schemas.openxmlformats.org/officeDocument/2006/math" xmlns:aink="http://schemas.microsoft.com/office/drawing/2016/ink" xmlns:am3d="http://schemas.microsoft.com/office/drawing/2017/model3d" xmlns:oel="http://schemas.microsoft.com/office/2019/extlst" xmlns:r="http://schemas.openxmlformats.org/officeDocument/2006/relationships" xmlns:wp14="http://schemas.microsoft.com/office/word/2010/wordprocessingDrawing" xmlns:wp="http://schemas.openxmlformats.org/drawingml/2006/wordprocessingDrawing" xmlns:wpg="http://schemas.microsoft.com/office/word/2010/wordprocessingGroup" xmlns:wpi="http://schemas.microsoft.com/office/word/2010/wordprocessingInk" xmlns:wps="http://schemas.microsoft.com/office/word/2010/wordprocessingShape" xmlns:o="urn:schemas-microsoft-com:office:office" xmlns:v="urn:schemas-microsoft-com:vml" xmlns:w10="urn:schemas-microsoft-com:office:word" xmlns:w="http://schemas.openxmlformats.org/wordprocessingml/2006/main" xmlns:w14="http://schemas.microsoft.com/office/word/2010/wordml" xmlns:w15="http://schemas.microsoft.com/office/word/2012/wordml" xmlns:w16cei="http://schemas.microsoft.com/office/word/2026/wordml/cei" xmlns:w16cex="http://schemas.microsoft.com/office/word/2018/wordml/cex" xmlns:w16cid="http://schemas.microsoft.com/office/word/2016/wordml/cid" xmlns:w16="http://schemas.microsoft.com/office/word/2018/wordml" xmlns:w16sdtdh="http://schemas.microsoft.com/office/word/2020/wordml/sdtdatahash" xmlns:w16sdtfl="http://schemas.microsoft.com/office/word/2024/wordml/sdtformatlock" xmlns:w16se="http://schemas.microsoft.com/office/word/2015/wordml/symex" xmlns:w16du="http://schemas.microsoft.com/office/word/2023/wordml/word16du" xmlns:wne="http://schemas.microsoft.com/office/word/2006/wordml" mc:Ignorable="w14 w15 w16se w16cid w16 w16cex w16sdtdh w16sdtfl w16du wp14">
   <w:p>
     <w:pPr>
       <w:rPr>
@@ -4239,7 +4209,7 @@
 </file>
 
 <file path=word/footer2.xml><?xml version="1.0" encoding="utf-8"?>
-<w:ftr xmlns:wpc="http://schemas.microsoft.com/office/word/2010/wordprocessingCanvas" xmlns:cx="http://schemas.microsoft.com/office/drawing/2014/chartex" xmlns:cx1="http://schemas.microsoft.com/office/drawing/2015/9/8/chartex" xmlns:cx2="http://schemas.microsoft.com/office/drawing/2015/10/21/chartex" xmlns:cx3="http://schemas.microsoft.com/office/drawing/2016/5/9/chartex" xmlns:cx4="http://schemas.microsoft.com/office/drawing/2016/5/10/chartex" xmlns:cx5="http://schemas.microsoft.com/office/drawing/2016/5/11/chartex" xmlns:cx6="http://schemas.microsoft.com/office/drawing/2016/5/12/chartex" xmlns:cx7="http://schemas.microsoft.com/office/drawing/2016/5/13/chartex" xmlns:cx8="http://schemas.microsoft.com/office/drawing/2016/5/14/chartex" xmlns:mc="http://schemas.openxmlformats.org/markup-compatibility/2006" xmlns:aink="http://schemas.microsoft.com/office/drawing/2016/ink" xmlns:am3d="http://schemas.microsoft.com/office/drawing/2017/model3d" xmlns:o="urn:schemas-microsoft-com:office:office" xmlns:oel="http://schemas.microsoft.com/office/2019/extlst" xmlns:r="http://schemas.openxmlformats.org/officeDocument/2006/relationships" xmlns:m="http://schemas.openxmlformats.org/officeDocument/2006/math" xmlns:v="urn:schemas-microsoft-com:vml" xmlns:wp14="http://schemas.microsoft.com/office/word/2010/wordprocessingDrawing" xmlns:wp="http://schemas.openxmlformats.org/drawingml/2006/wordprocessingDrawing" xmlns:w10="urn:schemas-microsoft-com:office:word" xmlns:w="http://schemas.openxmlformats.org/wordprocessingml/2006/main" xmlns:w14="http://schemas.microsoft.com/office/word/2010/wordml" xmlns:w15="http://schemas.microsoft.com/office/word/2012/wordml" xmlns:w16cex="http://schemas.microsoft.com/office/word/2018/wordml/cex" xmlns:w16cid="http://schemas.microsoft.com/office/word/2016/wordml/cid" xmlns:w16="http://schemas.microsoft.com/office/word/2018/wordml" xmlns:w16du="http://schemas.microsoft.com/office/word/2023/wordml/word16du" xmlns:w16sdtdh="http://schemas.microsoft.com/office/word/2020/wordml/sdtdatahash" xmlns:w16sdtfl="http://schemas.microsoft.com/office/word/2024/wordml/sdtformatlock" xmlns:w16se="http://schemas.microsoft.com/office/word/2015/wordml/symex" xmlns:wpg="http://schemas.microsoft.com/office/word/2010/wordprocessingGroup" xmlns:wpi="http://schemas.microsoft.com/office/word/2010/wordprocessingInk" xmlns:wne="http://schemas.microsoft.com/office/word/2006/wordml" xmlns:wps="http://schemas.microsoft.com/office/word/2010/wordprocessingShape" mc:Ignorable="w14 w15 w16se w16cid w16 w16cex w16sdtdh w16sdtfl w16du wp14">
+<w:ftr xmlns:wpc="http://schemas.microsoft.com/office/word/2010/wordprocessingCanvas" xmlns:cx="http://schemas.microsoft.com/office/drawing/2014/chartex" xmlns:cx1="http://schemas.microsoft.com/office/drawing/2015/9/8/chartex" xmlns:cx2="http://schemas.microsoft.com/office/drawing/2015/10/21/chartex" xmlns:cx3="http://schemas.microsoft.com/office/drawing/2016/5/9/chartex" xmlns:cx4="http://schemas.microsoft.com/office/drawing/2016/5/10/chartex" xmlns:cx5="http://schemas.microsoft.com/office/drawing/2016/5/11/chartex" xmlns:cx6="http://schemas.microsoft.com/office/drawing/2016/5/12/chartex" xmlns:cx7="http://schemas.microsoft.com/office/drawing/2016/5/13/chartex" xmlns:cx8="http://schemas.microsoft.com/office/drawing/2016/5/14/chartex" xmlns:mc="http://schemas.openxmlformats.org/markup-compatibility/2006" xmlns:m="http://schemas.openxmlformats.org/officeDocument/2006/math" xmlns:aink="http://schemas.microsoft.com/office/drawing/2016/ink" xmlns:am3d="http://schemas.microsoft.com/office/drawing/2017/model3d" xmlns:oel="http://schemas.microsoft.com/office/2019/extlst" xmlns:r="http://schemas.openxmlformats.org/officeDocument/2006/relationships" xmlns:wp14="http://schemas.microsoft.com/office/word/2010/wordprocessingDrawing" xmlns:wp="http://schemas.openxmlformats.org/drawingml/2006/wordprocessingDrawing" xmlns:wpg="http://schemas.microsoft.com/office/word/2010/wordprocessingGroup" xmlns:wpi="http://schemas.microsoft.com/office/word/2010/wordprocessingInk" xmlns:wps="http://schemas.microsoft.com/office/word/2010/wordprocessingShape" xmlns:o="urn:schemas-microsoft-com:office:office" xmlns:v="urn:schemas-microsoft-com:vml" xmlns:w10="urn:schemas-microsoft-com:office:word" xmlns:w="http://schemas.openxmlformats.org/wordprocessingml/2006/main" xmlns:w14="http://schemas.microsoft.com/office/word/2010/wordml" xmlns:w15="http://schemas.microsoft.com/office/word/2012/wordml" xmlns:w16cei="http://schemas.microsoft.com/office/word/2026/wordml/cei" xmlns:w16cex="http://schemas.microsoft.com/office/word/2018/wordml/cex" xmlns:w16cid="http://schemas.microsoft.com/office/word/2016/wordml/cid" xmlns:w16="http://schemas.microsoft.com/office/word/2018/wordml" xmlns:w16sdtdh="http://schemas.microsoft.com/office/word/2020/wordml/sdtdatahash" xmlns:w16sdtfl="http://schemas.microsoft.com/office/word/2024/wordml/sdtformatlock" xmlns:w16se="http://schemas.microsoft.com/office/word/2015/wordml/symex" xmlns:w16du="http://schemas.microsoft.com/office/word/2023/wordml/word16du" xmlns:wne="http://schemas.microsoft.com/office/word/2006/wordml" mc:Ignorable="w14 w15 w16se w16cid w16 w16cex w16sdtdh w16sdtfl w16du wp14">
   <w:p>
     <w:pPr>
       <w:spacing w:before="120"/>
@@ -4496,7 +4466,7 @@
 </file>
 
 <file path=word/footnotes.xml><?xml version="1.0" encoding="utf-8"?>
-<w:footnotes xmlns:wpc="http://schemas.microsoft.com/office/word/2010/wordprocessingCanvas" xmlns:cx="http://schemas.microsoft.com/office/drawing/2014/chartex" xmlns:cx1="http://schemas.microsoft.com/office/drawing/2015/9/8/chartex" xmlns:cx2="http://schemas.microsoft.com/office/drawing/2015/10/21/chartex" xmlns:cx3="http://schemas.microsoft.com/office/drawing/2016/5/9/chartex" xmlns:cx4="http://schemas.microsoft.com/office/drawing/2016/5/10/chartex" xmlns:cx5="http://schemas.microsoft.com/office/drawing/2016/5/11/chartex" xmlns:cx6="http://schemas.microsoft.com/office/drawing/2016/5/12/chartex" xmlns:cx7="http://schemas.microsoft.com/office/drawing/2016/5/13/chartex" xmlns:cx8="http://schemas.microsoft.com/office/drawing/2016/5/14/chartex" xmlns:mc="http://schemas.openxmlformats.org/markup-compatibility/2006" xmlns:aink="http://schemas.microsoft.com/office/drawing/2016/ink" xmlns:am3d="http://schemas.microsoft.com/office/drawing/2017/model3d" xmlns:o="urn:schemas-microsoft-com:office:office" xmlns:oel="http://schemas.microsoft.com/office/2019/extlst" xmlns:r="http://schemas.openxmlformats.org/officeDocument/2006/relationships" xmlns:m="http://schemas.openxmlformats.org/officeDocument/2006/math" xmlns:v="urn:schemas-microsoft-com:vml" xmlns:wp14="http://schemas.microsoft.com/office/word/2010/wordprocessingDrawing" xmlns:wp="http://schemas.openxmlformats.org/drawingml/2006/wordprocessingDrawing" xmlns:w10="urn:schemas-microsoft-com:office:word" xmlns:w="http://schemas.openxmlformats.org/wordprocessingml/2006/main" xmlns:w14="http://schemas.microsoft.com/office/word/2010/wordml" xmlns:w15="http://schemas.microsoft.com/office/word/2012/wordml" xmlns:w16cex="http://schemas.microsoft.com/office/word/2018/wordml/cex" xmlns:w16cid="http://schemas.microsoft.com/office/word/2016/wordml/cid" xmlns:w16="http://schemas.microsoft.com/office/word/2018/wordml" xmlns:w16du="http://schemas.microsoft.com/office/word/2023/wordml/word16du" xmlns:w16sdtdh="http://schemas.microsoft.com/office/word/2020/wordml/sdtdatahash" xmlns:w16sdtfl="http://schemas.microsoft.com/office/word/2024/wordml/sdtformatlock" xmlns:w16se="http://schemas.microsoft.com/office/word/2015/wordml/symex" xmlns:wpg="http://schemas.microsoft.com/office/word/2010/wordprocessingGroup" xmlns:wpi="http://schemas.microsoft.com/office/word/2010/wordprocessingInk" xmlns:wne="http://schemas.microsoft.com/office/word/2006/wordml" xmlns:wps="http://schemas.microsoft.com/office/word/2010/wordprocessingShape" mc:Ignorable="w14 w15 w16se w16cid w16 w16cex w16sdtdh w16sdtfl w16du wp14">
+<w:footnotes xmlns:wpc="http://schemas.microsoft.com/office/word/2010/wordprocessingCanvas" xmlns:cx="http://schemas.microsoft.com/office/drawing/2014/chartex" xmlns:cx1="http://schemas.microsoft.com/office/drawing/2015/9/8/chartex" xmlns:cx2="http://schemas.microsoft.com/office/drawing/2015/10/21/chartex" xmlns:cx3="http://schemas.microsoft.com/office/drawing/2016/5/9/chartex" xmlns:cx4="http://schemas.microsoft.com/office/drawing/2016/5/10/chartex" xmlns:cx5="http://schemas.microsoft.com/office/drawing/2016/5/11/chartex" xmlns:cx6="http://schemas.microsoft.com/office/drawing/2016/5/12/chartex" xmlns:cx7="http://schemas.microsoft.com/office/drawing/2016/5/13/chartex" xmlns:cx8="http://schemas.microsoft.com/office/drawing/2016/5/14/chartex" xmlns:mc="http://schemas.openxmlformats.org/markup-compatibility/2006" xmlns:m="http://schemas.openxmlformats.org/officeDocument/2006/math" xmlns:aink="http://schemas.microsoft.com/office/drawing/2016/ink" xmlns:am3d="http://schemas.microsoft.com/office/drawing/2017/model3d" xmlns:oel="http://schemas.microsoft.com/office/2019/extlst" xmlns:r="http://schemas.openxmlformats.org/officeDocument/2006/relationships" xmlns:wp14="http://schemas.microsoft.com/office/word/2010/wordprocessingDrawing" xmlns:wp="http://schemas.openxmlformats.org/drawingml/2006/wordprocessingDrawing" xmlns:wpg="http://schemas.microsoft.com/office/word/2010/wordprocessingGroup" xmlns:wpi="http://schemas.microsoft.com/office/word/2010/wordprocessingInk" xmlns:wps="http://schemas.microsoft.com/office/word/2010/wordprocessingShape" xmlns:o="urn:schemas-microsoft-com:office:office" xmlns:v="urn:schemas-microsoft-com:vml" xmlns:w10="urn:schemas-microsoft-com:office:word" xmlns:w="http://schemas.openxmlformats.org/wordprocessingml/2006/main" xmlns:w14="http://schemas.microsoft.com/office/word/2010/wordml" xmlns:w15="http://schemas.microsoft.com/office/word/2012/wordml" xmlns:w16cei="http://schemas.microsoft.com/office/word/2026/wordml/cei" xmlns:w16cex="http://schemas.microsoft.com/office/word/2018/wordml/cex" xmlns:w16cid="http://schemas.microsoft.com/office/word/2016/wordml/cid" xmlns:w16="http://schemas.microsoft.com/office/word/2018/wordml" xmlns:w16sdtdh="http://schemas.microsoft.com/office/word/2020/wordml/sdtdatahash" xmlns:w16sdtfl="http://schemas.microsoft.com/office/word/2024/wordml/sdtformatlock" xmlns:w16se="http://schemas.microsoft.com/office/word/2015/wordml/symex" xmlns:w16du="http://schemas.microsoft.com/office/word/2023/wordml/word16du" xmlns:wne="http://schemas.microsoft.com/office/word/2006/wordml" mc:Ignorable="w14 w15 w16se w16cid w16 w16cex w16sdtdh w16sdtfl w16du wp14">
   <w:footnote w:type="separator" w:id="-1">
     <w:p>
       <w:pPr>
@@ -4521,7 +4491,7 @@
 </file>
 
 <file path=word/header1.xml><?xml version="1.0" encoding="utf-8"?>
-<w:hdr xmlns:wpc="http://schemas.microsoft.com/office/word/2010/wordprocessingCanvas" xmlns:cx="http://schemas.microsoft.com/office/drawing/2014/chartex" xmlns:cx1="http://schemas.microsoft.com/office/drawing/2015/9/8/chartex" xmlns:cx2="http://schemas.microsoft.com/office/drawing/2015/10/21/chartex" xmlns:cx3="http://schemas.microsoft.com/office/drawing/2016/5/9/chartex" xmlns:cx4="http://schemas.microsoft.com/office/drawing/2016/5/10/chartex" xmlns:cx5="http://schemas.microsoft.com/office/drawing/2016/5/11/chartex" xmlns:cx6="http://schemas.microsoft.com/office/drawing/2016/5/12/chartex" xmlns:cx7="http://schemas.microsoft.com/office/drawing/2016/5/13/chartex" xmlns:cx8="http://schemas.microsoft.com/office/drawing/2016/5/14/chartex" xmlns:mc="http://schemas.openxmlformats.org/markup-compatibility/2006" xmlns:aink="http://schemas.microsoft.com/office/drawing/2016/ink" xmlns:am3d="http://schemas.microsoft.com/office/drawing/2017/model3d" xmlns:o="urn:schemas-microsoft-com:office:office" xmlns:oel="http://schemas.microsoft.com/office/2019/extlst" xmlns:r="http://schemas.openxmlformats.org/officeDocument/2006/relationships" xmlns:m="http://schemas.openxmlformats.org/officeDocument/2006/math" xmlns:v="urn:schemas-microsoft-com:vml" xmlns:wp14="http://schemas.microsoft.com/office/word/2010/wordprocessingDrawing" xmlns:wp="http://schemas.openxmlformats.org/drawingml/2006/wordprocessingDrawing" xmlns:w10="urn:schemas-microsoft-com:office:word" xmlns:w="http://schemas.openxmlformats.org/wordprocessingml/2006/main" xmlns:w14="http://schemas.microsoft.com/office/word/2010/wordml" xmlns:w15="http://schemas.microsoft.com/office/word/2012/wordml" xmlns:w16cex="http://schemas.microsoft.com/office/word/2018/wordml/cex" xmlns:w16cid="http://schemas.microsoft.com/office/word/2016/wordml/cid" xmlns:w16="http://schemas.microsoft.com/office/word/2018/wordml" xmlns:w16du="http://schemas.microsoft.com/office/word/2023/wordml/word16du" xmlns:w16sdtdh="http://schemas.microsoft.com/office/word/2020/wordml/sdtdatahash" xmlns:w16sdtfl="http://schemas.microsoft.com/office/word/2024/wordml/sdtformatlock" xmlns:w16se="http://schemas.microsoft.com/office/word/2015/wordml/symex" xmlns:wpg="http://schemas.microsoft.com/office/word/2010/wordprocessingGroup" xmlns:wpi="http://schemas.microsoft.com/office/word/2010/wordprocessingInk" xmlns:wne="http://schemas.microsoft.com/office/word/2006/wordml" xmlns:wps="http://schemas.microsoft.com/office/word/2010/wordprocessingShape" mc:Ignorable="w14 w15 w16se w16cid w16 w16cex w16sdtdh w16sdtfl w16du wp14">
+<w:hdr xmlns:wpc="http://schemas.microsoft.com/office/word/2010/wordprocessingCanvas" xmlns:cx="http://schemas.microsoft.com/office/drawing/2014/chartex" xmlns:cx1="http://schemas.microsoft.com/office/drawing/2015/9/8/chartex" xmlns:cx2="http://schemas.microsoft.com/office/drawing/2015/10/21/chartex" xmlns:cx3="http://schemas.microsoft.com/office/drawing/2016/5/9/chartex" xmlns:cx4="http://schemas.microsoft.com/office/drawing/2016/5/10/chartex" xmlns:cx5="http://schemas.microsoft.com/office/drawing/2016/5/11/chartex" xmlns:cx6="http://schemas.microsoft.com/office/drawing/2016/5/12/chartex" xmlns:cx7="http://schemas.microsoft.com/office/drawing/2016/5/13/chartex" xmlns:cx8="http://schemas.microsoft.com/office/drawing/2016/5/14/chartex" xmlns:mc="http://schemas.openxmlformats.org/markup-compatibility/2006" xmlns:m="http://schemas.openxmlformats.org/officeDocument/2006/math" xmlns:aink="http://schemas.microsoft.com/office/drawing/2016/ink" xmlns:am3d="http://schemas.microsoft.com/office/drawing/2017/model3d" xmlns:oel="http://schemas.microsoft.com/office/2019/extlst" xmlns:r="http://schemas.openxmlformats.org/officeDocument/2006/relationships" xmlns:wp14="http://schemas.microsoft.com/office/word/2010/wordprocessingDrawing" xmlns:wp="http://schemas.openxmlformats.org/drawingml/2006/wordprocessingDrawing" xmlns:wpg="http://schemas.microsoft.com/office/word/2010/wordprocessingGroup" xmlns:wpi="http://schemas.microsoft.com/office/word/2010/wordprocessingInk" xmlns:wps="http://schemas.microsoft.com/office/word/2010/wordprocessingShape" xmlns:o="urn:schemas-microsoft-com:office:office" xmlns:v="urn:schemas-microsoft-com:vml" xmlns:w10="urn:schemas-microsoft-com:office:word" xmlns:w="http://schemas.openxmlformats.org/wordprocessingml/2006/main" xmlns:w14="http://schemas.microsoft.com/office/word/2010/wordml" xmlns:w15="http://schemas.microsoft.com/office/word/2012/wordml" xmlns:w16cei="http://schemas.microsoft.com/office/word/2026/wordml/cei" xmlns:w16cex="http://schemas.microsoft.com/office/word/2018/wordml/cex" xmlns:w16cid="http://schemas.microsoft.com/office/word/2016/wordml/cid" xmlns:w16="http://schemas.microsoft.com/office/word/2018/wordml" xmlns:w16sdtdh="http://schemas.microsoft.com/office/word/2020/wordml/sdtdatahash" xmlns:w16sdtfl="http://schemas.microsoft.com/office/word/2024/wordml/sdtformatlock" xmlns:w16se="http://schemas.microsoft.com/office/word/2015/wordml/symex" xmlns:w16du="http://schemas.microsoft.com/office/word/2023/wordml/word16du" xmlns:wne="http://schemas.microsoft.com/office/word/2006/wordml" mc:Ignorable="w14 w15 w16se w16cid w16 w16cex w16sdtdh w16sdtfl w16du wp14">
   <w:p>
     <w:pPr>
       <w:pStyle w:val="Header"/>
@@ -5049,7 +5019,7 @@
               <v:stroke joinstyle="miter"/>
               <v:path gradientshapeok="t" o:connecttype="rect"/>
             </v:shapetype>
-            <v:shape id="Text Box 25" o:spid="_x0000_s1026" type="#_x0000_t202" style="position:absolute;margin-left:171.75pt;margin-top:77.6pt;width:325.75pt;height:43.05pt;z-index:251671552;visibility:visible;mso-wrap-style:square;mso-width-percent:0;mso-height-percent:0;mso-wrap-distance-left:9pt;mso-wrap-distance-top:0;mso-wrap-distance-right:9pt;mso-wrap-distance-bottom:0;mso-position-horizontal:absolute;mso-position-horizontal-relative:text;mso-position-vertical:absolute;mso-position-vertical-relative:text;mso-width-percent:0;mso-height-percent:0;mso-width-relative:margin;mso-height-relative:margin;v-text-anchor:top" o:gfxdata="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" filled="f" stroked="f" strokeweight=".5pt">
+            <v:shape id="Text Box 25" o:spid="_x0000_s1026" type="#_x0000_t202" style="position:absolute;margin-left:171.75pt;margin-top:77.6pt;width:325.75pt;height:43.05pt;z-index:251671552;visibility:visible;mso-wrap-style:square;mso-width-percent:0;mso-height-percent:0;mso-wrap-distance-left:9pt;mso-wrap-distance-top:0;mso-wrap-distance-right:9pt;mso-wrap-distance-bottom:0;mso-position-horizontal:absolute;mso-position-horizontal-relative:text;mso-position-vertical:absolute;mso-position-vertical-relative:text;mso-width-percent:0;mso-height-percent:0;mso-width-relative:margin;mso-height-relative:margin;v-text-anchor:top" o:gfxdata="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" filled="f" stroked="f" strokeweight=".5pt">
               <v:textbox>
                 <w:txbxContent>
                   <w:p>
@@ -5175,18 +5145,7 @@
                         <w:szCs w:val="17"/>
                         <w:lang w:val="en-US"/>
                       </w:rPr>
-                      <w:t xml:space="preserve"> </w:t>
-                    </w:r>
-                    <w:proofErr w:type="spellStart"/>
-                    <w:r>
-                      <w:rPr>
-                        <w:rFonts w:ascii="Arial" w:hAnsi="Arial" w:cs="Arial"/>
-                        <w:color w:val="474747"/>
-                        <w:sz w:val="17"/>
-                        <w:szCs w:val="17"/>
-                        <w:lang w:val="en-US"/>
-                      </w:rPr>
-                      <w:t>C</w:t>
+                      <w:t xml:space="preserve"> C</w:t>
                     </w:r>
                     <w:r>
                       <w:rPr>
@@ -5196,18 +5155,7 @@
                         <w:szCs w:val="17"/>
                         <w:lang w:val="en-US"/>
                       </w:rPr>
-                      <w:t>ambridgeshire</w:t>
-                    </w:r>
-                    <w:proofErr w:type="spellEnd"/>
-                    <w:r>
-                      <w:rPr>
-                        <w:rFonts w:ascii="Arial" w:hAnsi="Arial" w:cs="Arial"/>
-                        <w:color w:val="474747"/>
-                        <w:sz w:val="17"/>
-                        <w:szCs w:val="17"/>
-                        <w:lang w:val="en-US"/>
-                      </w:rPr>
-                      <w:t>,</w:t>
+                      <w:t>ambridgeshire,</w:t>
                     </w:r>
                     <w:r>
                       <w:rPr>
@@ -5472,7 +5420,7 @@
 </file>
 
 <file path=word/header2.xml><?xml version="1.0" encoding="utf-8"?>
-<w:hdr xmlns:wpc="http://schemas.microsoft.com/office/word/2010/wordprocessingCanvas" xmlns:cx="http://schemas.microsoft.com/office/drawing/2014/chartex" xmlns:cx1="http://schemas.microsoft.com/office/drawing/2015/9/8/chartex" xmlns:cx2="http://schemas.microsoft.com/office/drawing/2015/10/21/chartex" xmlns:cx3="http://schemas.microsoft.com/office/drawing/2016/5/9/chartex" xmlns:cx4="http://schemas.microsoft.com/office/drawing/2016/5/10/chartex" xmlns:cx5="http://schemas.microsoft.com/office/drawing/2016/5/11/chartex" xmlns:cx6="http://schemas.microsoft.com/office/drawing/2016/5/12/chartex" xmlns:cx7="http://schemas.microsoft.com/office/drawing/2016/5/13/chartex" xmlns:cx8="http://schemas.microsoft.com/office/drawing/2016/5/14/chartex" xmlns:mc="http://schemas.openxmlformats.org/markup-compatibility/2006" xmlns:aink="http://schemas.microsoft.com/office/drawing/2016/ink" xmlns:am3d="http://schemas.microsoft.com/office/drawing/2017/model3d" xmlns:o="urn:schemas-microsoft-com:office:office" xmlns:oel="http://schemas.microsoft.com/office/2019/extlst" xmlns:r="http://schemas.openxmlformats.org/officeDocument/2006/relationships" xmlns:m="http://schemas.openxmlformats.org/officeDocument/2006/math" xmlns:v="urn:schemas-microsoft-com:vml" xmlns:wp14="http://schemas.microsoft.com/office/word/2010/wordprocessingDrawing" xmlns:wp="http://schemas.openxmlformats.org/drawingml/2006/wordprocessingDrawing" xmlns:w10="urn:schemas-microsoft-com:office:word" xmlns:w="http://schemas.openxmlformats.org/wordprocessingml/2006/main" xmlns:w14="http://schemas.microsoft.com/office/word/2010/wordml" xmlns:w15="http://schemas.microsoft.com/office/word/2012/wordml" xmlns:w16cex="http://schemas.microsoft.com/office/word/2018/wordml/cex" xmlns:w16cid="http://schemas.microsoft.com/office/word/2016/wordml/cid" xmlns:w16="http://schemas.microsoft.com/office/word/2018/wordml" xmlns:w16du="http://schemas.microsoft.com/office/word/2023/wordml/word16du" xmlns:w16sdtdh="http://schemas.microsoft.com/office/word/2020/wordml/sdtdatahash" xmlns:w16sdtfl="http://schemas.microsoft.com/office/word/2024/wordml/sdtformatlock" xmlns:w16se="http://schemas.microsoft.com/office/word/2015/wordml/symex" xmlns:wpg="http://schemas.microsoft.com/office/word/2010/wordprocessingGroup" xmlns:wpi="http://schemas.microsoft.com/office/word/2010/wordprocessingInk" xmlns:wne="http://schemas.microsoft.com/office/word/2006/wordml" xmlns:wps="http://schemas.microsoft.com/office/word/2010/wordprocessingShape" mc:Ignorable="w14 w15 w16se w16cid w16 w16cex w16sdtdh w16sdtfl w16du wp14">
+<w:hdr xmlns:wpc="http://schemas.microsoft.com/office/word/2010/wordprocessingCanvas" xmlns:cx="http://schemas.microsoft.com/office/drawing/2014/chartex" xmlns:cx1="http://schemas.microsoft.com/office/drawing/2015/9/8/chartex" xmlns:cx2="http://schemas.microsoft.com/office/drawing/2015/10/21/chartex" xmlns:cx3="http://schemas.microsoft.com/office/drawing/2016/5/9/chartex" xmlns:cx4="http://schemas.microsoft.com/office/drawing/2016/5/10/chartex" xmlns:cx5="http://schemas.microsoft.com/office/drawing/2016/5/11/chartex" xmlns:cx6="http://schemas.microsoft.com/office/drawing/2016/5/12/chartex" xmlns:cx7="http://schemas.microsoft.com/office/drawing/2016/5/13/chartex" xmlns:cx8="http://schemas.microsoft.com/office/drawing/2016/5/14/chartex" xmlns:mc="http://schemas.openxmlformats.org/markup-compatibility/2006" xmlns:m="http://schemas.openxmlformats.org/officeDocument/2006/math" xmlns:aink="http://schemas.microsoft.com/office/drawing/2016/ink" xmlns:am3d="http://schemas.microsoft.com/office/drawing/2017/model3d" xmlns:oel="http://schemas.microsoft.com/office/2019/extlst" xmlns:r="http://schemas.openxmlformats.org/officeDocument/2006/relationships" xmlns:wp14="http://schemas.microsoft.com/office/word/2010/wordprocessingDrawing" xmlns:wp="http://schemas.openxmlformats.org/drawingml/2006/wordprocessingDrawing" xmlns:wpg="http://schemas.microsoft.com/office/word/2010/wordprocessingGroup" xmlns:wpi="http://schemas.microsoft.com/office/word/2010/wordprocessingInk" xmlns:wps="http://schemas.microsoft.com/office/word/2010/wordprocessingShape" xmlns:o="urn:schemas-microsoft-com:office:office" xmlns:v="urn:schemas-microsoft-com:vml" xmlns:w10="urn:schemas-microsoft-com:office:word" xmlns:w="http://schemas.openxmlformats.org/wordprocessingml/2006/main" xmlns:w14="http://schemas.microsoft.com/office/word/2010/wordml" xmlns:w15="http://schemas.microsoft.com/office/word/2012/wordml" xmlns:w16cei="http://schemas.microsoft.com/office/word/2026/wordml/cei" xmlns:w16cex="http://schemas.microsoft.com/office/word/2018/wordml/cex" xmlns:w16cid="http://schemas.microsoft.com/office/word/2016/wordml/cid" xmlns:w16="http://schemas.microsoft.com/office/word/2018/wordml" xmlns:w16sdtdh="http://schemas.microsoft.com/office/word/2020/wordml/sdtdatahash" xmlns:w16sdtfl="http://schemas.microsoft.com/office/word/2024/wordml/sdtformatlock" xmlns:w16se="http://schemas.microsoft.com/office/word/2015/wordml/symex" xmlns:w16du="http://schemas.microsoft.com/office/word/2023/wordml/word16du" xmlns:wne="http://schemas.microsoft.com/office/word/2006/wordml" mc:Ignorable="w14 w15 w16se w16cid w16 w16cex w16sdtdh w16sdtfl w16du wp14">
   <w:p>
     <w:pPr>
       <w:pStyle w:val="Header"/>
@@ -5632,7 +5580,7 @@
               <v:stroke joinstyle="miter"/>
               <v:path gradientshapeok="t" o:connecttype="rect"/>
             </v:shapetype>
-            <v:shape id="Text Box 9" o:spid="_x0000_s1027" type="#_x0000_t202" style="position:absolute;margin-left:290pt;margin-top:4.45pt;width:214.55pt;height:47.25pt;z-index:251663360;visibility:visible;mso-wrap-style:square;mso-wrap-distance-left:9pt;mso-wrap-distance-top:0;mso-wrap-distance-right:9pt;mso-wrap-distance-bottom:0;mso-position-horizontal:absolute;mso-position-horizontal-relative:text;mso-position-vertical:absolute;mso-position-vertical-relative:text;v-text-anchor:top" o:gfxdata="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" filled="f" stroked="f" strokeweight=".5pt">
+            <v:shape id="Text Box 9" o:spid="_x0000_s1027" type="#_x0000_t202" style="position:absolute;margin-left:290pt;margin-top:4.45pt;width:214.55pt;height:47.25pt;z-index:251663360;visibility:visible;mso-wrap-style:square;mso-wrap-distance-left:9pt;mso-wrap-distance-top:0;mso-wrap-distance-right:9pt;mso-wrap-distance-bottom:0;mso-position-horizontal:absolute;mso-position-horizontal-relative:text;mso-position-vertical:absolute;mso-position-vertical-relative:text;v-text-anchor:top" o:gfxdata="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" filled="f" stroked="f" strokeweight=".5pt">
               <v:textbox>
                 <w:txbxContent>
                   <w:p>
@@ -5858,7 +5806,7 @@
 </file>
 
 <file path=word/styles.xml><?xml version="1.0" encoding="utf-8"?>
-<w:styles xmlns:mc="http://schemas.openxmlformats.org/markup-compatibility/2006" xmlns:r="http://schemas.openxmlformats.org/officeDocument/2006/relationships" xmlns:w="http://schemas.openxmlformats.org/wordprocessingml/2006/main" xmlns:w14="http://schemas.microsoft.com/office/word/2010/wordml" xmlns:w15="http://schemas.microsoft.com/office/word/2012/wordml" xmlns:w16cex="http://schemas.microsoft.com/office/word/2018/wordml/cex" xmlns:w16cid="http://schemas.microsoft.com/office/word/2016/wordml/cid" xmlns:w16="http://schemas.microsoft.com/office/word/2018/wordml" xmlns:w16du="http://schemas.microsoft.com/office/word/2023/wordml/word16du" xmlns:w16sdtdh="http://schemas.microsoft.com/office/word/2020/wordml/sdtdatahash" xmlns:w16sdtfl="http://schemas.microsoft.com/office/word/2024/wordml/sdtformatlock" xmlns:w16se="http://schemas.microsoft.com/office/word/2015/wordml/symex" mc:Ignorable="w14 w15 w16se w16cid w16 w16cex w16sdtdh w16sdtfl w16du">
+<w:styles xmlns:mc="http://schemas.openxmlformats.org/markup-compatibility/2006" xmlns:r="http://schemas.openxmlformats.org/officeDocument/2006/relationships" xmlns:w="http://schemas.openxmlformats.org/wordprocessingml/2006/main" xmlns:w14="http://schemas.microsoft.com/office/word/2010/wordml" xmlns:w15="http://schemas.microsoft.com/office/word/2012/wordml" xmlns:w16cex="http://schemas.microsoft.com/office/word/2018/wordml/cex" xmlns:w16cid="http://schemas.microsoft.com/office/word/2016/wordml/cid" xmlns:w16="http://schemas.microsoft.com/office/word/2018/wordml" xmlns:w16sdtdh="http://schemas.microsoft.com/office/word/2020/wordml/sdtdatahash" xmlns:w16sdtfl="http://schemas.microsoft.com/office/word/2024/wordml/sdtformatlock" xmlns:w16se="http://schemas.microsoft.com/office/word/2015/wordml/symex" xmlns:w16du="http://schemas.microsoft.com/office/word/2023/wordml/word16du" mc:Ignorable="w14 w15 w16se w16cid w16 w16cex w16sdtdh w16sdtfl w16du">
   <w:docDefaults>
     <w:rPrDefault>
       <w:rPr>
@@ -6263,7 +6211,6 @@
   <w:style w:type="character" w:default="1" w:styleId="DefaultParagraphFont">
     <w:name w:val="Default Paragraph Font"/>
     <w:uiPriority w:val="1"/>
-    <w:semiHidden/>
     <w:unhideWhenUsed/>
   </w:style>
   <w:style w:type="table" w:default="1" w:styleId="TableNormal">
